--- a/Documentación/SICMA_Diagramas_de_Actividad_v1.1.docx
+++ b/Documentación/SICMA_Diagramas_de_Actividad_v1.1.docx
@@ -296,16 +296,7 @@
           <w:sz w:val="22"/>
           <w:szCs w:val="22"/>
         </w:rPr>
-        <w:t xml:space="preserve">Versión: </w:t>
-      </w:r>
-      <w:r>
-        <w:rPr>
-          <w:rFonts w:ascii="Calibri" w:hAnsi="Calibri" w:cs="Calibri"/>
-          <w:color w:val="202020"/>
-          <w:sz w:val="22"/>
-          <w:szCs w:val="22"/>
-        </w:rPr>
-        <w:t xml:space="preserve">1.1</w:t>
+        <w:t>Versión: 1.1 · revisión de alineación</w:t>
       </w:r>
     </w:p>
     <w:p>
@@ -320,16 +311,7 @@
           <w:sz w:val="22"/>
           <w:szCs w:val="22"/>
         </w:rPr>
-        <w:t xml:space="preserve">Fecha de entrega: </w:t>
-      </w:r>
-      <w:r>
-        <w:rPr>
-          <w:rFonts w:ascii="Calibri" w:hAnsi="Calibri" w:cs="Calibri"/>
-          <w:color w:val="202020"/>
-          <w:sz w:val="22"/>
-          <w:szCs w:val="22"/>
-        </w:rPr>
-        <w:t xml:space="preserve">septiembre de 2026</w:t>
+        <w:t>Actualización: 5 de octubre de 2026</w:t>
       </w:r>
     </w:p>
     <w:p>
@@ -375,11 +357,318 @@
       </w:r>
     </w:p>
     <w:p>
+      <w:pPr>
+        <w:keepNext w:val="0"/>
+        <w:pageBreakBefore w:val="0"/>
+        <w:tabs>
+          <w:tab w:pos="8928" w:val="right" w:leader="dot"/>
+        </w:tabs>
+        <w:spacing w:after="100"/>
+      </w:pPr>
       <w:r>
         <w:fldChar w:fldCharType="begin"/>
-        <w:instrText xml:space="preserve"> TOC \o "1-3" \h \z \u </w:instrText>
+      </w:r>
+      <w:r>
+        <w:instrText> TOC \o "1-1" \h \z \u </w:instrText>
+      </w:r>
+      <w:r>
         <w:fldChar w:fldCharType="separate"/>
-        <w:t>Actualiza este campo en Word para generar el índice.</w:t>
+      </w:r>
+      <w:r>
+        <w:rPr>
+          <w:b w:val="0"/>
+          <w:sz w:val="20"/>
+        </w:rPr>
+        <w:t>1. Alcance y notación</w:t>
+        <w:tab/>
+        <w:t>3</w:t>
+      </w:r>
+    </w:p>
+    <w:p>
+      <w:pPr>
+        <w:keepNext w:val="0"/>
+        <w:pageBreakBefore w:val="0"/>
+        <w:tabs>
+          <w:tab w:pos="8928" w:val="right" w:leader="dot"/>
+        </w:tabs>
+        <w:spacing w:after="100"/>
+      </w:pPr>
+      <w:r>
+        <w:rPr>
+          <w:b w:val="0"/>
+          <w:sz w:val="20"/>
+        </w:rPr>
+        <w:t>DA-01. Autenticación y autorización</w:t>
+        <w:tab/>
+        <w:t>4</w:t>
+      </w:r>
+    </w:p>
+    <w:p>
+      <w:pPr>
+        <w:keepNext w:val="0"/>
+        <w:pageBreakBefore w:val="0"/>
+        <w:tabs>
+          <w:tab w:pos="8928" w:val="right" w:leader="dot"/>
+        </w:tabs>
+        <w:spacing w:after="100"/>
+      </w:pPr>
+      <w:r>
+        <w:rPr>
+          <w:b w:val="0"/>
+          <w:sz w:val="20"/>
+        </w:rPr>
+        <w:t>DA-02. Registro o actualización de activos</w:t>
+        <w:tab/>
+        <w:t>5</w:t>
+      </w:r>
+    </w:p>
+    <w:p>
+      <w:pPr>
+        <w:keepNext w:val="0"/>
+        <w:pageBreakBefore w:val="0"/>
+        <w:tabs>
+          <w:tab w:pos="8928" w:val="right" w:leader="dot"/>
+        </w:tabs>
+        <w:spacing w:after="100"/>
+      </w:pPr>
+      <w:r>
+        <w:rPr>
+          <w:b w:val="0"/>
+          <w:sz w:val="20"/>
+        </w:rPr>
+        <w:t>DA-03. Retiro lógico de activo</w:t>
+        <w:tab/>
+        <w:t>6</w:t>
+      </w:r>
+    </w:p>
+    <w:p>
+      <w:pPr>
+        <w:keepNext w:val="0"/>
+        <w:pageBreakBefore w:val="0"/>
+        <w:tabs>
+          <w:tab w:pos="8928" w:val="right" w:leader="dot"/>
+        </w:tabs>
+        <w:spacing w:after="100"/>
+      </w:pPr>
+      <w:r>
+        <w:rPr>
+          <w:b w:val="0"/>
+          <w:sz w:val="20"/>
+        </w:rPr>
+        <w:t>DA-04. Recepción de mediciones</w:t>
+        <w:tab/>
+        <w:t>7</w:t>
+      </w:r>
+    </w:p>
+    <w:p>
+      <w:pPr>
+        <w:keepNext w:val="0"/>
+        <w:pageBreakBefore w:val="0"/>
+        <w:tabs>
+          <w:tab w:pos="8928" w:val="right" w:leader="dot"/>
+        </w:tabs>
+        <w:spacing w:after="100"/>
+      </w:pPr>
+      <w:r>
+        <w:rPr>
+          <w:b w:val="0"/>
+          <w:sz w:val="20"/>
+        </w:rPr>
+        <w:t>DA-05. Generación de alertas</w:t>
+        <w:tab/>
+        <w:t>8</w:t>
+      </w:r>
+    </w:p>
+    <w:p>
+      <w:pPr>
+        <w:keepNext w:val="0"/>
+        <w:pageBreakBefore w:val="0"/>
+        <w:tabs>
+          <w:tab w:pos="8928" w:val="right" w:leader="dot"/>
+        </w:tabs>
+        <w:spacing w:after="100"/>
+      </w:pPr>
+      <w:r>
+        <w:rPr>
+          <w:b w:val="0"/>
+          <w:sz w:val="20"/>
+        </w:rPr>
+        <w:t>DA-06. Configuración de umbrales</w:t>
+        <w:tab/>
+        <w:t>9</w:t>
+      </w:r>
+    </w:p>
+    <w:p>
+      <w:pPr>
+        <w:keepNext w:val="0"/>
+        <w:pageBreakBefore w:val="0"/>
+        <w:tabs>
+          <w:tab w:pos="8928" w:val="right" w:leader="dot"/>
+        </w:tabs>
+        <w:spacing w:after="100"/>
+      </w:pPr>
+      <w:r>
+        <w:rPr>
+          <w:b w:val="0"/>
+          <w:sz w:val="20"/>
+        </w:rPr>
+        <w:t>DA-07. Registro de accesos HID</w:t>
+        <w:tab/>
+        <w:t>10</w:t>
+      </w:r>
+    </w:p>
+    <w:p>
+      <w:pPr>
+        <w:keepNext w:val="0"/>
+        <w:pageBreakBefore w:val="0"/>
+        <w:tabs>
+          <w:tab w:pos="8928" w:val="right" w:leader="dot"/>
+        </w:tabs>
+        <w:spacing w:after="100"/>
+      </w:pPr>
+      <w:r>
+        <w:rPr>
+          <w:b w:val="0"/>
+          <w:sz w:val="20"/>
+        </w:rPr>
+        <w:t>DA-08. Solicitud y agenda</w:t>
+        <w:tab/>
+        <w:t>11</w:t>
+      </w:r>
+    </w:p>
+    <w:p>
+      <w:pPr>
+        <w:keepNext w:val="0"/>
+        <w:pageBreakBefore w:val="0"/>
+        <w:tabs>
+          <w:tab w:pos="8928" w:val="right" w:leader="dot"/>
+        </w:tabs>
+        <w:spacing w:after="100"/>
+      </w:pPr>
+      <w:r>
+        <w:rPr>
+          <w:b w:val="0"/>
+          <w:sz w:val="20"/>
+        </w:rPr>
+        <w:t>DA-09. Decisión y asignación</w:t>
+        <w:tab/>
+        <w:t>12</w:t>
+      </w:r>
+    </w:p>
+    <w:p>
+      <w:pPr>
+        <w:keepNext w:val="0"/>
+        <w:pageBreakBefore w:val="0"/>
+        <w:tabs>
+          <w:tab w:pos="8928" w:val="right" w:leader="dot"/>
+        </w:tabs>
+        <w:spacing w:after="100"/>
+      </w:pPr>
+      <w:r>
+        <w:rPr>
+          <w:b w:val="0"/>
+          <w:sz w:val="20"/>
+        </w:rPr>
+        <w:t>DA-10. Inicio de intervención</w:t>
+        <w:tab/>
+        <w:t>13</w:t>
+      </w:r>
+    </w:p>
+    <w:p>
+      <w:pPr>
+        <w:keepNext w:val="0"/>
+        <w:pageBreakBefore w:val="0"/>
+        <w:tabs>
+          <w:tab w:pos="8928" w:val="right" w:leader="dot"/>
+        </w:tabs>
+        <w:spacing w:after="100"/>
+      </w:pPr>
+      <w:r>
+        <w:rPr>
+          <w:b w:val="0"/>
+          <w:sz w:val="20"/>
+        </w:rPr>
+        <w:t>DA-11. Avance y cierre</w:t>
+        <w:tab/>
+        <w:t>14</w:t>
+      </w:r>
+    </w:p>
+    <w:p>
+      <w:pPr>
+        <w:keepNext w:val="0"/>
+        <w:pageBreakBefore w:val="0"/>
+        <w:tabs>
+          <w:tab w:pos="8928" w:val="right" w:leader="dot"/>
+        </w:tabs>
+        <w:spacing w:after="100"/>
+      </w:pPr>
+      <w:r>
+        <w:rPr>
+          <w:b w:val="0"/>
+          <w:sz w:val="20"/>
+        </w:rPr>
+        <w:t>DA-12. Sincronización Zabbix</w:t>
+        <w:tab/>
+        <w:t>15</w:t>
+      </w:r>
+    </w:p>
+    <w:p>
+      <w:pPr>
+        <w:keepNext w:val="0"/>
+        <w:pageBreakBefore w:val="0"/>
+        <w:tabs>
+          <w:tab w:pos="8928" w:val="right" w:leader="dot"/>
+        </w:tabs>
+        <w:spacing w:after="100"/>
+      </w:pPr>
+      <w:r>
+        <w:rPr>
+          <w:b w:val="0"/>
+          <w:sz w:val="20"/>
+        </w:rPr>
+        <w:t>DA-13. Notificaciones</w:t>
+        <w:tab/>
+        <w:t>16</w:t>
+      </w:r>
+    </w:p>
+    <w:p>
+      <w:pPr>
+        <w:keepNext w:val="0"/>
+        <w:pageBreakBefore w:val="0"/>
+        <w:tabs>
+          <w:tab w:pos="8928" w:val="right" w:leader="dot"/>
+        </w:tabs>
+        <w:spacing w:after="100"/>
+      </w:pPr>
+      <w:r>
+        <w:rPr>
+          <w:b w:val="0"/>
+          <w:sz w:val="20"/>
+        </w:rPr>
+        <w:t>DA-14. Datos e indicadores</w:t>
+        <w:tab/>
+        <w:t>17</w:t>
+      </w:r>
+    </w:p>
+    <w:p>
+      <w:pPr>
+        <w:keepNext w:val="0"/>
+        <w:pageBreakBefore w:val="0"/>
+        <w:tabs>
+          <w:tab w:pos="8928" w:val="right" w:leader="dot"/>
+        </w:tabs>
+        <w:spacing w:after="100"/>
+      </w:pPr>
+      <w:r>
+        <w:rPr>
+          <w:b w:val="0"/>
+          <w:sz w:val="20"/>
+        </w:rPr>
+        <w:t>2. Variantes y criterios de verificación</w:t>
+        <w:tab/>
+        <w:t>17</w:t>
+      </w:r>
+      <w:r>
         <w:fldChar w:fldCharType="end"/>
       </w:r>
     </w:p>
@@ -435,7 +724,7 @@
         <w:spacing w:after="150"/>
       </w:pPr>
       <w:r>
-        <w:t>Base de decisiones. Se aplican las decisiones del documento de clases: eventos inalterables, recuperación previa al cierre de alertas persistentes, control de responsables, ventanas [inicio, fin) y validación de concurrencia. Los contratos de adaptadores son requisitos internos, no capacidades del lector ya verificadas.</w:t>
+        <w:t>Se aplican los 31 RF y los 21 casos vigentes: eventos inalterables, decisión externa HID, calendario Power Automate y ejecución por Técnico asignado. No hay reservas ni cierre manual de alertas.</w:t>
       </w:r>
     </w:p>
     <w:p>
@@ -523,7 +812,7 @@
         <w:spacing w:after="150"/>
       </w:pPr>
       <w:r>
-        <w:t>Cada solicitud protegida repite la validación de sesión y rol. Cerrar sesión, cambiar contraseña, cambiar rol o desactivar cuenta revoca las sesiones correspondientes. La aplicación móvil mantiene consultas; no habilita edición por tener un rol elevado.</w:t>
+        <w:t>Sesión válida o invalidada. Tras revocación o inactividad, el JWT anterior no autoriza la API.</w:t>
       </w:r>
     </w:p>
     <w:p>
@@ -535,10 +824,7 @@
           <w:b/>
           <w:bCs/>
         </w:rPr>
-        <w:t xml:space="preserve">Trazabilidad: </w:t>
-      </w:r>
-      <w:r>
-        <w:t>CU-01 y CU-02; Usuario (el rol es un atributo de Usuario). La sesión se gestiona con JWT en Django y no se modela como clase de SICMA.</w:t>
+        <w:t>Trazabilidad: CU-01; RF-ID-01, RF-ID-02, RF-ID-05.</w:t>
       </w:r>
     </w:p>
     <w:p>
@@ -618,7 +904,7 @@
         <w:spacing w:after="150"/>
       </w:pPr>
       <w:r>
-        <w:t>Observaciones es opcional; los demás campos definidos para el alta son obligatorios. La exclusividad física aplica a la posición. Un error al confirmar revierte la escritura; nunca se presenta como alta exitosa.</w:t>
+        <w:t>Activo clasificado y trazable. El registro válido aparece en consulta; duplicados se rechazan.</w:t>
       </w:r>
     </w:p>
     <w:p>
@@ -630,10 +916,7 @@
           <w:b/>
           <w:bCs/>
         </w:rPr>
-        <w:t xml:space="preserve">Trazabilidad: </w:t>
-      </w:r>
-      <w:r>
-        <w:t>CU-04 a CU-06; Activo, Ubicacion e HistorialActivo.</w:t>
+        <w:t>Trazabilidad: CU-04; RF-ACT-01, RF-ACT-02.</w:t>
       </w:r>
     </w:p>
     <w:p>
@@ -642,7 +925,7 @@
         <w:spacing w:before="300" w:after="150"/>
       </w:pPr>
       <w:r>
-        <w:t>DA-03. Retiro lógico de un activo</w:t>
+        <w:t>DA-03. Retiro lógico de activo</w:t>
       </w:r>
     </w:p>
     <w:p>
@@ -705,15 +988,15 @@
           <w:iCs/>
           <w:color w:val="595959"/>
         </w:rPr>
-        <w:t>Figura 3. Retiro lógico de un activo. Elaboración propia.</w:t>
-      </w:r>
-    </w:p>
-    <w:p>
-      <w:pPr>
-        <w:spacing w:after="150"/>
-      </w:pPr>
-      <w:r>
-        <w:t>Cancelar la confirmación termina sin cambios. Las solicitudes pendientes deberán corregirse o cancelarse antes de aprobarse. La aprobación también comprueba el estado del activo para evitar una carrera con el retiro.</w:t>
+        <w:t>Figura 3. Retiro lógico de activo. Elaboración propia.</w:t>
+      </w:r>
+    </w:p>
+    <w:p>
+      <w:pPr>
+        <w:spacing w:after="150"/>
+      </w:pPr>
+      <w:r>
+        <w:t>Activo retirado e historial consultable. No se elimina el historial; revisar regla de trabajo en curso con el equipo.</w:t>
       </w:r>
     </w:p>
     <w:p>
@@ -725,10 +1008,7 @@
           <w:b/>
           <w:bCs/>
         </w:rPr>
-        <w:t xml:space="preserve">Trazabilidad: </w:t>
-      </w:r>
-      <w:r>
-        <w:t>CU-07; Activo e Intervencion.</w:t>
+        <w:t>Trazabilidad: CU-05; RF-ACT-01, RF-ACT-03.</w:t>
       </w:r>
     </w:p>
     <w:p>
@@ -737,7 +1017,7 @@
         <w:spacing w:before="300" w:after="150"/>
       </w:pPr>
       <w:r>
-        <w:t>DA-04. Recepción de mediciones ambientales</w:t>
+        <w:t>DA-04. Recepción de mediciones</w:t>
       </w:r>
     </w:p>
     <w:p>
@@ -800,15 +1080,15 @@
           <w:iCs/>
           <w:color w:val="595959"/>
         </w:rPr>
-        <w:t>Figura 4. Recepción de mediciones ambientales. Elaboración propia.</w:t>
-      </w:r>
-    </w:p>
-    <w:p>
-      <w:pPr>
-        <w:spacing w:after="150"/>
-      </w:pPr>
-      <w:r>
-        <w:t>Si la persistencia falla, no se confirma recepción: el adaptador reintenta con el mismo identificador. Temperatura se valida contra límites físicos del sensor, humedad entre 0 y 100 %. Los umbrales de alerta son independientes de esa validación. Los datos simulados permanecen identificados.</w:t>
+        <w:t>Figura 4. Recepción de mediciones. Elaboración propia.</w:t>
+      </w:r>
+    </w:p>
+    <w:p>
+      <w:pPr>
+        <w:spacing w:after="150"/>
+      </w:pPr>
+      <w:r>
+        <w:t>Lectura válida o rechazo documentado. Se distinguen lectura real/simulada y hora de origen/recepción.</w:t>
       </w:r>
     </w:p>
     <w:p>
@@ -820,10 +1100,7 @@
           <w:b/>
           <w:bCs/>
         </w:rPr>
-        <w:t xml:space="preserve">Trazabilidad: </w:t>
-      </w:r>
-      <w:r>
-        <w:t>CU-09 y CU-11; Sensor, Medicion y EventoTecnicoIngesta.</w:t>
+        <w:t>Trazabilidad: CU-07; RF-AMB-01, RF-AMB-02.</w:t>
       </w:r>
     </w:p>
     <w:p>
@@ -832,7 +1109,7 @@
         <w:spacing w:before="300" w:after="150"/>
       </w:pPr>
       <w:r>
-        <w:t>DA-05. Generación y actualización de alertas</w:t>
+        <w:t>DA-05. Generación de alertas</w:t>
       </w:r>
     </w:p>
     <w:p>
@@ -895,15 +1172,15 @@
           <w:iCs/>
           <w:color w:val="595959"/>
         </w:rPr>
-        <w:t>Figura 5. Generación y actualización de alertas. Elaboración propia.</w:t>
-      </w:r>
-    </w:p>
-    <w:p>
-      <w:pPr>
-        <w:spacing w:after="150"/>
-      </w:pPr>
-      <w:r>
-        <w:t>Las dos salidas de la segunda decisión son resultados válidos y concluyen esta ejecución. La creación publica además la alerta interna. El contador solo aumenta con eventos nuevos; un reintento idéntico no cuenta. La clave de correlación se protege transaccionalmente para evitar dos alertas abiertas. La recuperación del origen no cierra la alerta.</w:t>
+        <w:t>Figura 5. Generación de alertas. Elaboración propia.</w:t>
+      </w:r>
+    </w:p>
+    <w:p>
+      <w:pPr>
+        <w:spacing w:after="150"/>
+      </w:pPr>
+      <w:r>
+        <w:t>Alerta trazable. Se comprueba origen, condición y evidencia de envío; no se añade cierre manual.</w:t>
       </w:r>
     </w:p>
     <w:p>
@@ -915,10 +1192,7 @@
           <w:b/>
           <w:bCs/>
         </w:rPr>
-        <w:t xml:space="preserve">Trazabilidad: </w:t>
-      </w:r>
-      <w:r>
-        <w:t>CU-12 y CU-13; ReglaAlerta y Alerta.</w:t>
+        <w:t>Trazabilidad: CU-10; RF-AMB-04, RF-INF-02, RF-INF-03.</w:t>
       </w:r>
     </w:p>
     <w:p>
@@ -927,7 +1201,7 @@
         <w:spacing w:before="300" w:after="150"/>
       </w:pPr>
       <w:r>
-        <w:t>DA-06. Reconocimiento y cierre de alertas</w:t>
+        <w:t>DA-06. Configuración de umbrales</w:t>
       </w:r>
     </w:p>
     <w:p>
@@ -990,15 +1264,15 @@
           <w:iCs/>
           <w:color w:val="595959"/>
         </w:rPr>
-        <w:t>Figura 6. Reconocimiento y cierre de alertas. Elaboración propia.</w:t>
-      </w:r>
-    </w:p>
-    <w:p>
-      <w:pPr>
-        <w:spacing w:after="150"/>
-      </w:pPr>
-      <w:r>
-        <w:t>El reconocimiento es una acción independiente: Nueva pasa a Reconocida con usuario, fecha y observación. Se puede cerrar desde Nueva o Reconocida. Para condiciones persistentes se exige recuperación; las denegaciones reiteradas se recuperan tras la ventana sin nuevas denegaciones. El móvil solo consulta; una alerta cerrada no se reabre.</w:t>
+        <w:t>Figura 6. Configuración de umbrales. Elaboración propia.</w:t>
+      </w:r>
+    </w:p>
+    <w:p>
+      <w:pPr>
+        <w:spacing w:after="150"/>
+      </w:pPr>
+      <w:r>
+        <w:t>Umbral aplicable identificado. La siguiente evaluación utiliza el umbral correspondiente.</w:t>
       </w:r>
     </w:p>
     <w:p>
@@ -1010,10 +1284,7 @@
           <w:b/>
           <w:bCs/>
         </w:rPr>
-        <w:t xml:space="preserve">Trazabilidad: </w:t>
-      </w:r>
-      <w:r>
-        <w:t>CU-14; Alerta.</w:t>
+        <w:t>Trazabilidad: CU-08; RF-AMB-03.</w:t>
       </w:r>
     </w:p>
     <w:p>
@@ -1022,7 +1293,7 @@
         <w:spacing w:before="300" w:after="150"/>
       </w:pPr>
       <w:r>
-        <w:t>DA-07. Evaluación de un intento de acceso</w:t>
+        <w:t>DA-07. Registro de accesos HID</w:t>
       </w:r>
     </w:p>
     <w:p>
@@ -1085,15 +1356,15 @@
           <w:iCs/>
           <w:color w:val="595959"/>
         </w:rPr>
-        <w:t>Figura 7. Evaluación de un intento de acceso. Elaboración propia.</w:t>
-      </w:r>
-    </w:p>
-    <w:p>
-      <w:pPr>
-        <w:spacing w:after="150"/>
-      </w:pPr>
-      <w:r>
-        <w:t>El mensaje duplicado devuelve el resultado ya registrado, sin generar otro evento. Si no se puede persistir, se informa indisponibilidad y no se confirma Permitido. Un evento mal formado se conserva como rechazo técnico; no se inventa un EventoAcceso completo. SICMA no almacena huellas ni acciona cerraduras.</w:t>
+        <w:t>Figura 7. Registro de accesos HID. Elaboración propia.</w:t>
+      </w:r>
+    </w:p>
+    <w:p>
+      <w:pPr>
+        <w:spacing w:after="150"/>
+      </w:pPr>
+      <w:r>
+        <w:t>Evento inalterable. SICMA no evalúa permisos físicos ni acciona cerraduras.</w:t>
       </w:r>
     </w:p>
     <w:p>
@@ -1105,10 +1376,7 @@
           <w:b/>
           <w:bCs/>
         </w:rPr>
-        <w:t xml:space="preserve">Trazabilidad: </w:t>
-      </w:r>
-      <w:r>
-        <w:t>CU-16 a CU-18; PersonaAutorizada, PermisoAcceso y EventoAcceso.</w:t>
+        <w:t>Trazabilidad: CU-12; RF-ACC-01, RF-ACC-02, RF-ACC-03.</w:t>
       </w:r>
     </w:p>
     <w:p>
@@ -1117,7 +1385,7 @@
         <w:spacing w:before="300" w:after="150"/>
       </w:pPr>
       <w:r>
-        <w:t>DA-08. Solicitud y corrección de intervenciones</w:t>
+        <w:t>DA-08. Solicitud y agenda</w:t>
       </w:r>
     </w:p>
     <w:p>
@@ -1180,15 +1448,15 @@
           <w:iCs/>
           <w:color w:val="595959"/>
         </w:rPr>
-        <w:t>Figura 8. Solicitud y corrección de intervenciones. Elaboración propia.</w:t>
-      </w:r>
-    </w:p>
-    <w:p>
-      <w:pPr>
-        <w:spacing w:after="150"/>
-      </w:pPr>
-      <w:r>
-        <w:t>Editar una aprobada invalida la aprobación. El solicitante puede cancelar Pendiente o CambiosSolicitados; Jefatura cancela Aprobada. Se exige motivo y no se cancela una intervención ya iniciada. Al registrar la solicitud o su corrección, SICMA notifica a solicitante y responsable mediante Microsoft Forms/Power Automate; si el servicio no está disponible, se usa SMTP como respaldo.</w:t>
+        <w:t>Figura 8. Solicitud y agenda. Elaboración propia.</w:t>
+      </w:r>
+    </w:p>
+    <w:p>
+      <w:pPr>
+        <w:spacing w:after="150"/>
+      </w:pPr>
+      <w:r>
+        <w:t>Solicitud y agenda correlacionadas. La agenda externa no constituye aprobación ni reserva propia de SICMA.</w:t>
       </w:r>
     </w:p>
     <w:p>
@@ -1200,10 +1468,7 @@
           <w:b/>
           <w:bCs/>
         </w:rPr>
-        <w:t xml:space="preserve">Trazabilidad: </w:t>
-      </w:r>
-      <w:r>
-        <w:t>CU-20; Intervencion, ReservaRecurso y Notificacion.</w:t>
+        <w:t>Trazabilidad: CU-14; RF-INT-01, RF-INT-02.</w:t>
       </w:r>
     </w:p>
     <w:p>
@@ -1212,7 +1477,7 @@
         <w:spacing w:before="300" w:after="150"/>
       </w:pPr>
       <w:r>
-        <w:t>DA-09. Aprobación y reserva de ventana</w:t>
+        <w:t>DA-09. Decisión y asignación</w:t>
       </w:r>
     </w:p>
     <w:p>
@@ -1275,15 +1540,15 @@
           <w:iCs/>
           <w:color w:val="595959"/>
         </w:rPr>
-        <w:t>Figura 9. Aprobación y reserva de ventana. Elaboración propia.</w:t>
-      </w:r>
-    </w:p>
-    <w:p>
-      <w:pPr>
-        <w:spacing w:after="150"/>
-      </w:pPr>
-      <w:r>
-        <w:t>La figura desarrolla la alternativa aprobar. Rechazar o solicitar cambios exige observación y registra el estado correspondiente. Los intervalos son [inicio, fin). Una reserva exclusiva de ubicación abarca descendientes. Las aprobaciones simultáneas se serializan o bloquean sobre los recursos afectados, no solo mediante una consulta previa. Al registrar la decisión, SICMA notifica a solicitante y responsable mediante Microsoft Forms/Power Automate; si el servicio no está disponible, se usa SMTP como respaldo.</w:t>
+        <w:t>Figura 9. Decisión y asignación. Elaboración propia.</w:t>
+      </w:r>
+    </w:p>
+    <w:p>
+      <w:pPr>
+        <w:spacing w:after="150"/>
+      </w:pPr>
+      <w:r>
+        <w:t>Decisión e historial conservados. Confirmar key users–Jefatura; no se incorpora control de solapamientos.</w:t>
       </w:r>
     </w:p>
     <w:p>
@@ -1295,10 +1560,7 @@
           <w:b/>
           <w:bCs/>
         </w:rPr>
-        <w:t xml:space="preserve">Trazabilidad: </w:t>
-      </w:r>
-      <w:r>
-        <w:t>CU-21; Intervencion, ReservaRecurso, DecisionIntervencion y Notificacion.</w:t>
+        <w:t>Trazabilidad: CU-15; RF-INT-03.</w:t>
       </w:r>
     </w:p>
     <w:p>
@@ -1307,7 +1569,7 @@
         <w:spacing w:before="300" w:after="150"/>
       </w:pPr>
       <w:r>
-        <w:t>DA-10. Inicio de una intervención</w:t>
+        <w:t>DA-10. Inicio de intervención</w:t>
       </w:r>
     </w:p>
     <w:p>
@@ -1370,15 +1632,15 @@
           <w:iCs/>
           <w:color w:val="595959"/>
         </w:rPr>
-        <w:t>Figura 10. Inicio de una intervención. Elaboración propia.</w:t>
-      </w:r>
-    </w:p>
-    <w:p>
-      <w:pPr>
-        <w:spacing w:after="150"/>
-      </w:pPr>
-      <w:r>
-        <w:t>Jefatura registra motivo y periodo alternativo para una excepción; se repite la validación de colisiones. En el instante exacto de término ya no puede iniciarse. Si un trabajo anterior continúa sobre el recurso, no se habilita otro inicio aunque su reserva nominal haya terminado.</w:t>
+        <w:t>Figura 10. Inicio de intervención. Elaboración propia.</w:t>
+      </w:r>
+    </w:p>
+    <w:p>
+      <w:pPr>
+        <w:spacing w:after="150"/>
+      </w:pPr>
+      <w:r>
+        <w:t>Ejecución y resultado trazables. No se agregan adjuntos, reservas ni excepciones de ventana propias.</w:t>
       </w:r>
     </w:p>
     <w:p>
@@ -1390,10 +1652,7 @@
           <w:b/>
           <w:bCs/>
         </w:rPr>
-        <w:t xml:space="preserve">Trazabilidad: </w:t>
-      </w:r>
-      <w:r>
-        <w:t>CU-22; Intervencion y DecisionIntervencion.</w:t>
+        <w:t>Trazabilidad: CU-16; RF-INT-05, RF-INT-06.</w:t>
       </w:r>
     </w:p>
     <w:p>
@@ -1402,7 +1661,7 @@
         <w:spacing w:before="300" w:after="150"/>
       </w:pPr>
       <w:r>
-        <w:t>DA-11. Bitácora y finalización del trabajo</w:t>
+        <w:t>DA-11. Avance y cierre</w:t>
       </w:r>
     </w:p>
     <w:p>
@@ -1465,15 +1724,15 @@
           <w:iCs/>
           <w:color w:val="595959"/>
         </w:rPr>
-        <w:t>Figura 11. Bitácora y finalización del trabajo. Elaboración propia.</w:t>
-      </w:r>
-    </w:p>
-    <w:p>
-      <w:pPr>
-        <w:spacing w:after="150"/>
-      </w:pPr>
-      <w:r>
-        <w:t>Las entradas de bitácora se guardan durante la ejecución. Adjuntos PDF, PNG o JPG: máximo inicial 10 MiB; un archivo inválido se rechaza sin perder una entrada ya persistida. El tiempo real se calcula con las marcas de inicio y fin. Sobrepasar la ventana se registra y una extensión requiere Jefatura; SICMA no detiene equipos.</w:t>
+        <w:t>Figura 11. Avance y cierre. Elaboración propia.</w:t>
+      </w:r>
+    </w:p>
+    <w:p>
+      <w:pPr>
+        <w:spacing w:after="150"/>
+      </w:pPr>
+      <w:r>
+        <w:t>Ejecución y resultado trazables. No se agregan adjuntos, reservas ni excepciones de ventana propias.</w:t>
       </w:r>
     </w:p>
     <w:p>
@@ -1485,10 +1744,7 @@
           <w:b/>
           <w:bCs/>
         </w:rPr>
-        <w:t xml:space="preserve">Trazabilidad: </w:t>
-      </w:r>
-      <w:r>
-        <w:t>CU-22; EntradaBitacora, ArchivoAdjunto e HistorialActivo.</w:t>
+        <w:t>Trazabilidad: CU-16; RF-INT-05, RF-INT-06.</w:t>
       </w:r>
     </w:p>
     <w:p>
@@ -1497,7 +1753,7 @@
         <w:spacing w:before="300" w:after="150"/>
       </w:pPr>
       <w:r>
-        <w:t>DA-12. Sincronización con Zabbix</w:t>
+        <w:t>DA-12. Sincronización Zabbix</w:t>
       </w:r>
     </w:p>
     <w:p>
@@ -1560,15 +1816,15 @@
           <w:iCs/>
           <w:color w:val="595959"/>
         </w:rPr>
-        <w:t>Figura 12. Sincronización con Zabbix. Elaboración propia.</w:t>
-      </w:r>
-    </w:p>
-    <w:p>
-      <w:pPr>
-        <w:spacing w:after="150"/>
-      </w:pPr>
-      <w:r>
-        <w:t>Cada problema conserva identidad entre consultas. Si hay varios hosts afectados, se mantienen todas sus asociaciones. Una recuperación actualiza el origen de la alerta, no su cierre humano. Una ejecución fallida no impide operar módulos independientes y el panel muestra la antigüedad del último éxito.</w:t>
+        <w:t>Figura 12. Sincronización Zabbix. Elaboración propia.</w:t>
+      </w:r>
+    </w:p>
+    <w:p>
+      <w:pPr>
+        <w:spacing w:after="150"/>
+      </w:pPr>
+      <w:r>
+        <w:t>Estado y eventos trazables. Reintento no duplica problemas; no reemplaza a Zabbix.</w:t>
       </w:r>
     </w:p>
     <w:p>
@@ -1580,10 +1836,7 @@
           <w:b/>
           <w:bCs/>
         </w:rPr>
-        <w:t xml:space="preserve">Trazabilidad: </w:t>
-      </w:r>
-      <w:r>
-        <w:t>CU-24 y CU-25; ConfiguracionIntegracionZabbix y HostProblemaZabbix.</w:t>
+        <w:t>Trazabilidad: CU-18; RF-INF-01, RF-INF-02.</w:t>
       </w:r>
     </w:p>
     <w:p>
@@ -1592,7 +1845,7 @@
         <w:spacing w:before="300" w:after="150"/>
       </w:pPr>
       <w:r>
-        <w:t>DA-13. Envío de notificaciones por correo</w:t>
+        <w:t>DA-13. Notificaciones</w:t>
       </w:r>
     </w:p>
     <w:p>
@@ -1655,15 +1908,15 @@
           <w:iCs/>
           <w:color w:val="595959"/>
         </w:rPr>
-        <w:t>Figura 13. Envío de notificaciones por correo. Elaboración propia.</w:t>
-      </w:r>
-    </w:p>
-    <w:p>
-      <w:pPr>
-        <w:spacing w:after="150"/>
-      </w:pPr>
-      <w:r>
-        <w:t>El plan de reintentos contempla tres posteriores al inicial: 1, 5 y 15 minutos después del fallo anterior. Cada reintento ejecuta esta actividad nuevamente. El fallo del correo no elimina alertas ni decisiones. La aceptación SMTP no prueba lectura ni entrega en bandeja; un resultado incierto puede requerir reenvío y quedar registrado.</w:t>
+        <w:t>Figura 13. Notificaciones. Elaboración propia.</w:t>
+      </w:r>
+    </w:p>
+    <w:p>
+      <w:pPr>
+        <w:spacing w:after="150"/>
+      </w:pPr>
+      <w:r>
+        <w:t>Intento de envío trazable. Aceptación SMTP no se presenta como lectura del destinatario.</w:t>
       </w:r>
     </w:p>
     <w:p>
@@ -1675,10 +1928,7 @@
           <w:b/>
           <w:bCs/>
         </w:rPr>
-        <w:t xml:space="preserve">Trazabilidad: </w:t>
-      </w:r>
-      <w:r>
-        <w:t>CU-15; Notificacion y ReglaAlerta.</w:t>
+        <w:t>Trazabilidad: CU-11; RF-AMB-04, RF-INF-03, RF-INT-04.</w:t>
       </w:r>
     </w:p>
     <w:p>
@@ -1687,7 +1937,7 @@
         <w:spacing w:before="300" w:after="150"/>
       </w:pPr>
       <w:r>
-        <w:t>DA-14. Consulta, exportación y datos analíticos</w:t>
+        <w:t>DA-14. Datos e indicadores</w:t>
       </w:r>
     </w:p>
     <w:p>
@@ -1750,15 +2000,15 @@
           <w:iCs/>
           <w:color w:val="595959"/>
         </w:rPr>
-        <w:t>Figura 14. Consulta, exportación y datos analíticos. Elaboración propia.</w:t>
-      </w:r>
-    </w:p>
-    <w:p>
-      <w:pPr>
-        <w:spacing w:after="150"/>
-      </w:pPr>
-      <w:r>
-        <w:t>Sin filas es un resultado válido y se muestra vacío. El inventario actual se diferencia de eventos del periodo. CSV y PDF mantienen prioridad Should salvo exportaciones exigidas explícitamente por un requisito Must. Power BI usa vistas de lectura; la actualización de su informe se registra solo mediante resultado comprobable.</w:t>
+        <w:t>Figura 14. Datos e indicadores. Elaboración propia.</w:t>
+      </w:r>
+    </w:p>
+    <w:p>
+      <w:pPr>
+        <w:spacing w:after="150"/>
+      </w:pPr>
+      <w:r>
+        <w:t>Conjunto consumible por Power BI. Se contrasta con origen y se rechazan escrituras desde cuenta analítica.</w:t>
       </w:r>
     </w:p>
     <w:p>
@@ -1770,10 +2020,7 @@
           <w:b/>
           <w:bCs/>
         </w:rPr>
-        <w:t xml:space="preserve">Trazabilidad: </w:t>
-      </w:r>
-      <w:r>
-        <w:t>CU-06, CU-10, CU-18, CU-23, CU-26 y CU-27; Alerta, Intervencion, EventoAcceso.</w:t>
+        <w:t>Trazabilidad: CU-20; RF-BI-01.</w:t>
       </w:r>
     </w:p>
     <w:p>
@@ -1790,7 +2037,7 @@
         <w:spacing w:after="150"/>
       </w:pPr>
       <w:r>
-        <w:t>Configuración y recuperación. Crear cuentas, ubicaciones, sensores, umbrales y parámetros sigue el patrón: autorizar, validar, comprobar versión, guardar y registrar el cambio. La recuperación de contraseña valida token de un uso y vencimiento de 30 minutos; un token inválido no modifica credenciales. Mantiene su prioridad Should.</w:t>
+        <w:t>Configuración y recuperación: cuentas y umbrales requieren autorización y validación. Recuperación por enlace de un solo uso y 30 minutos; la inactividad de sesión vence a los 15 minutos.</w:t>
       </w:r>
     </w:p>
     <w:p>
@@ -1799,41 +2046,39 @@
         <w:spacing w:before="250" w:after="120"/>
       </w:pPr>
       <w:r>
-        <w:t>Salud</w:t>
-      </w:r>
-    </w:p>
-    <w:p>
-      <w:pPr>
-        <w:spacing w:after="150"/>
-      </w:pPr>
-      <w:r>
-        <w:t>El control de salud compara la última señal con el plazo configurado y genera una alerta al perder comunicación. Su recuperación actualiza el origen.</w:t>
-      </w:r>
-    </w:p>
-    <w:p>
-      <w:pPr>
-        <w:spacing w:after="150"/>
-      </w:pPr>
-      <w:r>
-        <w:t>Ventanas en ejecución. Si una intervención excede su ventana, queda una desviación y el recurso permanece bloqueado para otro inicio mientras el trabajo continúe. Jefatura puede autorizar una extensión sin colisiones. El término nominal de la reserva no se interpreta como finalización física del trabajo.</w:t>
-      </w:r>
-    </w:p>
-    <w:p>
-      <w:pPr>
-        <w:spacing w:after="150"/>
-      </w:pPr>
-      <w:r>
-        <w:t xml:space="preserve">Comprobaciones mínimas. Probar las dos ramas de cada decisión. Incluir credenciales inválidas, conflicto de versión, posición ocupada, retiro con trabajo en curso, eventos duplicados, alerta sin recuperación, permiso </w:t>
-        <w:lastRenderedPageBreak/>
-        <w:t>vencido, ventanas concurrentes, inicio en el límite de término, fallo de SMTP y fallo de Zabbix. Verificar el estado final y la evidencia registrada, no solo el mensaje mostrado.</w:t>
-      </w:r>
-    </w:p>
-    <w:p>
-      <w:pPr>
-        <w:spacing w:after="150"/>
-      </w:pPr>
-      <w:r>
-        <w:t>Límite de cobertura. Las figuras desarrollan los procesos críticos y las variantes anteriores cubren operaciones auxiliares. No se afirma que cada uno de los 27 casos de uso tenga un diagrama independiente. Las funciones Should y Could mantienen su carácter opcional.</w:t>
+        <w:t>Datos y errores de integración</w:t>
+      </w:r>
+    </w:p>
+    <w:p>
+      <w:pPr>
+        <w:spacing w:after="150"/>
+      </w:pPr>
+      <w:r>
+        <w:t>Se muestra fecha del último dato y un error explícito cuando falla la consulta. Esto no añade un módulo general de salud ni alertas por desconexión.</w:t>
+      </w:r>
+    </w:p>
+    <w:p>
+      <w:pPr>
+        <w:spacing w:after="150"/>
+      </w:pPr>
+      <w:r>
+        <w:t>Intervenciones: Forms recibe, Power Automate agenda, key users decide y asigna, Técnico ejecuta. Confirmar el rol que representa a key users. No se controla exclusividad ni ventanas propias.</w:t>
+      </w:r>
+    </w:p>
+    <w:p>
+      <w:pPr>
+        <w:spacing w:after="150"/>
+      </w:pPr>
+      <w:r>
+        <w:t>Probar ambas ramas: credenciales inválidas, duplicados, datos inválidos, permiso insuficiente, intento HID permitido/denegado, fallo de conector, transición inválida, SMTP y Zabbix no disponibles. Registrar resultado y evidencia.</w:t>
+      </w:r>
+    </w:p>
+    <w:p>
+      <w:pPr>
+        <w:spacing w:after="150"/>
+      </w:pPr>
+      <w:r>
+        <w:t>Las 14 actividades complementan los 21 casos vigentes y no agregan tareas u horas al Kanban. La dedicación confirmada es de 15 horas semanales por integrante: 3 personas × 15 h × 18 semanas = 810 horas-persona (270 por persona). El Kanban agrupa 36 tareas y 720 horas estimadas, con 90 horas de reserva dentro del mismo semestre; no son horas ejecutadas.</w:t>
       </w:r>
     </w:p>
     <w:p>
@@ -1850,7 +2095,7 @@
         <w:spacing w:after="150"/>
       </w:pPr>
       <w:r>
-        <w:t>Equipo SICMA. (2026). Documento de requerimientos SICMA (v1.2); Documento de casos de uso SICMA (v2.0); Documento de diagrama de clases SICMA (v1.0) [Documentos académicos de trabajo].</w:t>
+        <w:t>Equipo SICMA. (2026). Instrucciones; RHU, casos, clases y planificación, revisión del 5 de octubre de 2026.</w:t>
       </w:r>
     </w:p>
     <w:p>
